--- a/src/assets/PlantillaUnoColumnas.docx
+++ b/src/assets/PlantillaUnoColumnas.docx
@@ -170,8 +170,11 @@
     </w:p>
     <w:p>
       <w:pPr>
+        <w:spacing w:after="0"/>
         <w:jc w:val="both"/>
         <w:rPr>
+          <w:b/>
+          <w:bCs/>
           <w:lang w:val="es-ES"/>
         </w:rPr>
       </w:pPr>
@@ -183,6 +186,8 @@
       </w:r>
       <w:r>
         <w:rPr>
+          <w:b/>
+          <w:bCs/>
           <w:lang w:val="es-ES"/>
         </w:rPr>
         <w:t>{</w:t>
@@ -190,12 +195,16 @@
       <w:proofErr w:type="spellStart"/>
       <w:r>
         <w:rPr>
+          <w:b/>
+          <w:bCs/>
           <w:lang w:val="es-ES"/>
         </w:rPr>
         <w:t>E</w:t>
       </w:r>
       <w:r>
         <w:rPr>
+          <w:b/>
+          <w:bCs/>
           <w:lang w:val="es-ES"/>
         </w:rPr>
         <w:t>tNom</w:t>
@@ -203,6 +212,8 @@
       <w:proofErr w:type="spellEnd"/>
       <w:r>
         <w:rPr>
+          <w:b/>
+          <w:bCs/>
           <w:lang w:val="es-ES"/>
         </w:rPr>
         <w:t>}</w:t>
@@ -210,6 +221,7 @@
     </w:p>
     <w:p>
       <w:pPr>
+        <w:spacing w:after="0"/>
         <w:jc w:val="both"/>
         <w:rPr>
           <w:lang w:val="es-ES"/>
@@ -226,6 +238,8 @@
       </w:r>
       <w:r>
         <w:rPr>
+          <w:b/>
+          <w:bCs/>
           <w:lang w:val="es-ES"/>
         </w:rPr>
         <w:t>{</w:t>
@@ -233,6 +247,8 @@
       <w:proofErr w:type="spellStart"/>
       <w:r>
         <w:rPr>
+          <w:b/>
+          <w:bCs/>
           <w:lang w:val="es-ES"/>
         </w:rPr>
         <w:t>EtNa</w:t>
@@ -240,6 +256,8 @@
       <w:proofErr w:type="spellEnd"/>
       <w:r>
         <w:rPr>
+          <w:b/>
+          <w:bCs/>
           <w:lang w:val="es-ES"/>
         </w:rPr>
         <w:t>}</w:t>
@@ -247,6 +265,7 @@
     </w:p>
     <w:p>
       <w:pPr>
+        <w:spacing w:after="0"/>
         <w:jc w:val="both"/>
         <w:rPr>
           <w:lang w:val="es-ES"/>
@@ -266,30 +285,40 @@
       </w:r>
       <w:r>
         <w:rPr>
+          <w:b/>
+          <w:bCs/>
           <w:lang w:val="es-ES"/>
         </w:rPr>
         <w:t>{#EtId}</w:t>
       </w:r>
       <w:r>
         <w:rPr>
+          <w:b/>
+          <w:bCs/>
           <w:lang w:val="es-ES"/>
         </w:rPr>
         <w:t xml:space="preserve"> </w:t>
       </w:r>
       <w:r>
         <w:rPr>
+          <w:b/>
+          <w:bCs/>
           <w:lang w:val="es-ES"/>
         </w:rPr>
         <w:t>{idioma} – {nivel}</w:t>
       </w:r>
       <w:r>
         <w:rPr>
+          <w:b/>
+          <w:bCs/>
           <w:lang w:val="es-ES"/>
         </w:rPr>
         <w:t xml:space="preserve"> </w:t>
       </w:r>
       <w:r>
         <w:rPr>
+          <w:b/>
+          <w:bCs/>
           <w:lang w:val="es-ES"/>
         </w:rPr>
         <w:t>{/</w:t>
@@ -297,6 +326,8 @@
       <w:proofErr w:type="spellStart"/>
       <w:r>
         <w:rPr>
+          <w:b/>
+          <w:bCs/>
           <w:lang w:val="es-ES"/>
         </w:rPr>
         <w:t>EtId</w:t>
@@ -304,6 +335,8 @@
       <w:proofErr w:type="spellEnd"/>
       <w:r>
         <w:rPr>
+          <w:b/>
+          <w:bCs/>
           <w:lang w:val="es-ES"/>
         </w:rPr>
         <w:t>}</w:t>
@@ -311,6 +344,7 @@
     </w:p>
     <w:p>
       <w:pPr>
+        <w:spacing w:after="0"/>
         <w:jc w:val="both"/>
         <w:rPr>
           <w:lang w:val="es-ES"/>
@@ -324,6 +358,8 @@
       </w:r>
       <w:r>
         <w:rPr>
+          <w:b/>
+          <w:bCs/>
           <w:lang w:val="es-ES"/>
         </w:rPr>
         <w:t>{</w:t>
@@ -331,6 +367,8 @@
       <w:proofErr w:type="spellStart"/>
       <w:r>
         <w:rPr>
+          <w:b/>
+          <w:bCs/>
           <w:lang w:val="es-ES"/>
         </w:rPr>
         <w:t>EtRe</w:t>
@@ -338,6 +376,8 @@
       <w:proofErr w:type="spellEnd"/>
       <w:r>
         <w:rPr>
+          <w:b/>
+          <w:bCs/>
           <w:lang w:val="es-ES"/>
         </w:rPr>
         <w:t>}</w:t>
@@ -358,6 +398,8 @@
       </w:r>
       <w:r>
         <w:rPr>
+          <w:b/>
+          <w:bCs/>
           <w:lang w:val="es-ES"/>
         </w:rPr>
         <w:t>{</w:t>
@@ -365,6 +407,8 @@
       <w:proofErr w:type="spellStart"/>
       <w:r>
         <w:rPr>
+          <w:b/>
+          <w:bCs/>
           <w:u w:val="single"/>
           <w:lang w:val="es-ES"/>
         </w:rPr>
@@ -373,6 +417,8 @@
       <w:proofErr w:type="spellEnd"/>
       <w:r>
         <w:rPr>
+          <w:b/>
+          <w:bCs/>
           <w:lang w:val="es-ES"/>
         </w:rPr>
         <w:t>}</w:t>
@@ -419,6 +465,7 @@
     </w:p>
     <w:p>
       <w:pPr>
+        <w:spacing w:after="0"/>
         <w:jc w:val="both"/>
       </w:pPr>
       <w:r>
@@ -439,13 +486,18 @@
     </w:p>
     <w:p>
       <w:pPr>
+        <w:spacing w:after="0"/>
         <w:jc w:val="both"/>
         <w:rPr>
-          <w:lang w:val="es-ES"/>
-        </w:rPr>
-      </w:pPr>
-      <w:r>
-        <w:rPr>
+          <w:b/>
+          <w:bCs/>
+          <w:lang w:val="es-ES"/>
+        </w:rPr>
+      </w:pPr>
+      <w:r>
+        <w:rPr>
+          <w:b/>
+          <w:bCs/>
           <w:lang w:val="es-ES"/>
         </w:rPr>
         <w:t>{universidad}</w:t>
@@ -453,6 +505,7 @@
     </w:p>
     <w:p>
       <w:pPr>
+        <w:spacing w:after="0"/>
         <w:jc w:val="both"/>
         <w:rPr>
           <w:b/>
@@ -477,6 +530,7 @@
     </w:p>
     <w:p>
       <w:pPr>
+        <w:spacing w:after="0"/>
         <w:jc w:val="both"/>
         <w:rPr>
           <w:b/>
@@ -528,10 +582,13 @@
         </w:rPr>
       </w:pPr>
       <w:r>
-        <w:rPr>
-          <w:lang w:val="es-ES"/>
-        </w:rPr>
-        <w:t>Generación:</w:t>
+        <w:t>Generación</w:t>
+      </w:r>
+      <w:r>
+        <w:rPr>
+          <w:lang w:val="es-ES"/>
+        </w:rPr>
+        <w:t>:</w:t>
       </w:r>
       <w:r>
         <w:rPr>
@@ -1001,6 +1058,7 @@
     </w:p>
     <w:p>
       <w:pPr>
+        <w:spacing w:after="0"/>
         <w:jc w:val="both"/>
       </w:pPr>
       <w:r>
@@ -1021,6 +1079,7 @@
     </w:p>
     <w:p>
       <w:pPr>
+        <w:spacing w:after="0"/>
         <w:jc w:val="both"/>
         <w:rPr>
           <w:b/>
@@ -1067,6 +1126,7 @@
     </w:p>
     <w:p>
       <w:pPr>
+        <w:spacing w:after="0"/>
         <w:jc w:val="both"/>
         <w:rPr>
           <w:b/>
@@ -1114,6 +1174,7 @@
     </w:p>
     <w:p>
       <w:pPr>
+        <w:spacing w:after="0"/>
         <w:jc w:val="both"/>
         <w:rPr>
           <w:b/>
@@ -1173,9 +1234,6 @@
       </w:r>
       <w:proofErr w:type="spellStart"/>
       <w:r>
-        <w:rPr>
-          <w:lang w:val="es-ES"/>
-        </w:rPr>
         <w:t>descripcion</w:t>
       </w:r>
       <w:proofErr w:type="spellEnd"/>
@@ -1188,6 +1246,7 @@
     </w:p>
     <w:p>
       <w:pPr>
+        <w:spacing w:after="0"/>
         <w:jc w:val="both"/>
         <w:rPr>
           <w:lang w:val="es-ES"/>
@@ -1240,159 +1299,167 @@
           <w:color w:val="0070C0"/>
           <w:lang w:val="es-ES"/>
         </w:rPr>
+        <w:t>OTROS ESTUDIOS</w:t>
+      </w:r>
+    </w:p>
+    <w:p>
+      <w:pPr>
+        <w:spacing w:after="0"/>
+        <w:rPr>
+          <w:b/>
+          <w:bCs/>
+          <w:color w:val="000000" w:themeColor="text1"/>
+          <w:lang w:val="es-ES"/>
+        </w:rPr>
+      </w:pPr>
+      <w:r>
+        <w:rPr>
+          <w:b/>
+          <w:bCs/>
+          <w:color w:val="000000" w:themeColor="text1"/>
+        </w:rPr>
+        <w:t>‾‾‾‾‾‾‾‾‾‾‾‾‾‾‾‾‾‾‾‾‾‾‾‾‾‾‾‾‾‾‾‾‾‾‾‾‾‾‾‾‾‾‾‾‾‾‾‾‾‾‾‾‾‾‾‾‾‾‾‾‾‾‾‾‾‾‾‾‾‾‾‾‾‾‾‾‾‾‾‾‾‾‾‾‾‾‾‾‾‾‾‾‾‾‾‾‾</w:t>
+      </w:r>
+    </w:p>
+    <w:p>
+      <w:pPr>
+        <w:spacing w:after="0"/>
+        <w:jc w:val="both"/>
+      </w:pPr>
+      <w:r>
+        <w:t>{#cursos}</w:t>
+      </w:r>
+    </w:p>
+    <w:p>
+      <w:pPr>
+        <w:spacing w:after="0"/>
+        <w:jc w:val="both"/>
+        <w:rPr>
+          <w:b/>
+          <w:bCs/>
+        </w:rPr>
+      </w:pPr>
+      <w:r>
+        <w:rPr>
+          <w:b/>
+          <w:bCs/>
+        </w:rPr>
+        <w:t>{nombre}</w:t>
+      </w:r>
+    </w:p>
+    <w:p>
+      <w:pPr>
+        <w:spacing w:after="0"/>
+        <w:jc w:val="both"/>
+        <w:rPr>
+          <w:b/>
+          <w:bCs/>
+        </w:rPr>
+      </w:pPr>
+      <w:r>
+        <w:rPr>
+          <w:b/>
+          <w:bCs/>
+        </w:rPr>
+        <w:t xml:space="preserve">Organización: </w:t>
+      </w:r>
+      <w:r>
+        <w:rPr>
+          <w:b/>
+          <w:bCs/>
+        </w:rPr>
+        <w:t>{</w:t>
+      </w:r>
+      <w:proofErr w:type="spellStart"/>
+      <w:r>
+        <w:rPr>
+          <w:b/>
+          <w:bCs/>
+        </w:rPr>
+        <w:t>organizacion</w:t>
+      </w:r>
+      <w:proofErr w:type="spellEnd"/>
+      <w:r>
+        <w:rPr>
+          <w:b/>
+          <w:bCs/>
+        </w:rPr>
+        <w:t>}</w:t>
+      </w:r>
+    </w:p>
+    <w:p>
+      <w:pPr>
+        <w:spacing w:after="0"/>
+        <w:jc w:val="both"/>
+      </w:pPr>
+      <w:r>
         <w:lastRenderedPageBreak/>
-        <w:t>OTROS ESTUDIOS</w:t>
+        <w:t>{</w:t>
+      </w:r>
+      <w:r>
+        <w:t>periodo</w:t>
+      </w:r>
+      <w:r>
+        <w:t>}</w:t>
       </w:r>
     </w:p>
     <w:p>
       <w:pPr>
         <w:spacing w:after="0"/>
-        <w:rPr>
-          <w:b/>
-          <w:bCs/>
-          <w:color w:val="000000" w:themeColor="text1"/>
-          <w:lang w:val="es-ES"/>
-        </w:rPr>
-      </w:pPr>
-      <w:r>
-        <w:rPr>
-          <w:b/>
-          <w:bCs/>
-          <w:color w:val="000000" w:themeColor="text1"/>
-        </w:rPr>
-        <w:t>‾‾‾‾‾‾‾‾‾‾‾‾‾‾‾‾‾‾‾‾‾‾‾‾‾‾‾‾‾‾‾‾‾‾‾‾‾‾‾‾‾‾‾‾‾‾‾‾‾‾‾‾‾‾‾‾‾‾‾‾‾‾‾‾‾‾‾‾‾‾‾‾‾‾‾‾‾‾‾‾‾‾‾‾‾‾‾‾‾‾‾‾‾‾‾‾‾</w:t>
-      </w:r>
-    </w:p>
-    <w:p>
-      <w:pPr>
         <w:jc w:val="both"/>
       </w:pPr>
       <w:r>
-        <w:t>{#cursos}</w:t>
-      </w:r>
-    </w:p>
-    <w:p>
-      <w:pPr>
+        <w:t xml:space="preserve">Descripción: </w:t>
+      </w:r>
+      <w:r>
+        <w:t>{</w:t>
+      </w:r>
+      <w:proofErr w:type="spellStart"/>
+      <w:r>
+        <w:t>descripcion</w:t>
+      </w:r>
+      <w:proofErr w:type="spellEnd"/>
+      <w:r>
+        <w:t>}</w:t>
+      </w:r>
+    </w:p>
+    <w:p>
+      <w:pPr>
+        <w:spacing w:after="0"/>
         <w:jc w:val="both"/>
-        <w:rPr>
-          <w:b/>
-          <w:bCs/>
-        </w:rPr>
-      </w:pPr>
-      <w:r>
-        <w:rPr>
-          <w:b/>
-          <w:bCs/>
-        </w:rPr>
-        <w:t>{nombre}</w:t>
+      </w:pPr>
+      <w:r>
+        <w:t>Entidad: {entidad}</w:t>
       </w:r>
     </w:p>
     <w:p>
       <w:pPr>
         <w:jc w:val="both"/>
-        <w:rPr>
-          <w:b/>
-          <w:bCs/>
-        </w:rPr>
-      </w:pPr>
-      <w:r>
-        <w:rPr>
-          <w:b/>
-          <w:bCs/>
-        </w:rPr>
-        <w:t xml:space="preserve">Organización: </w:t>
-      </w:r>
-      <w:r>
-        <w:rPr>
-          <w:b/>
-          <w:bCs/>
-        </w:rPr>
-        <w:t>{</w:t>
+      </w:pPr>
+      <w:r>
+        <w:t>Tiempo de estudios: {</w:t>
       </w:r>
       <w:proofErr w:type="spellStart"/>
       <w:r>
-        <w:rPr>
-          <w:b/>
-          <w:bCs/>
-        </w:rPr>
-        <w:t>organizacion</w:t>
+        <w:t>tiempoEstudio</w:t>
       </w:r>
       <w:proofErr w:type="spellEnd"/>
       <w:r>
-        <w:rPr>
-          <w:b/>
-          <w:bCs/>
-        </w:rPr>
         <w:t>}</w:t>
       </w:r>
     </w:p>
     <w:p>
       <w:pPr>
+        <w:spacing w:after="0"/>
         <w:jc w:val="both"/>
       </w:pPr>
       <w:r>
-        <w:t>{</w:t>
-      </w:r>
-      <w:r>
-        <w:t>periodo</w:t>
-      </w:r>
-      <w:r>
-        <w:t>}</w:t>
-      </w:r>
-    </w:p>
-    <w:p>
-      <w:pPr>
-        <w:jc w:val="both"/>
-      </w:pPr>
-      <w:r>
-        <w:t xml:space="preserve">Descripción: </w:t>
-      </w:r>
-      <w:r>
-        <w:t>{</w:t>
-      </w:r>
-      <w:proofErr w:type="spellStart"/>
-      <w:r>
-        <w:t>descripcion</w:t>
-      </w:r>
-      <w:proofErr w:type="spellEnd"/>
-      <w:r>
-        <w:t>}</w:t>
-      </w:r>
-    </w:p>
-    <w:p>
-      <w:pPr>
-        <w:jc w:val="both"/>
-      </w:pPr>
-      <w:r>
-        <w:t>Entidad: {entidad}</w:t>
-      </w:r>
-    </w:p>
-    <w:p>
-      <w:pPr>
-        <w:jc w:val="both"/>
-      </w:pPr>
-      <w:r>
-        <w:t>Tiempo de estudios: {</w:t>
-      </w:r>
-      <w:proofErr w:type="spellStart"/>
-      <w:r>
-        <w:t>tiempoEstudio</w:t>
-      </w:r>
-      <w:proofErr w:type="spellEnd"/>
-      <w:r>
-        <w:t>}</w:t>
-      </w:r>
-    </w:p>
-    <w:p>
-      <w:pPr>
-        <w:jc w:val="both"/>
-      </w:pPr>
-      <w:r>
         <w:t>{/cursos}</w:t>
       </w:r>
     </w:p>
     <w:p>
       <w:pPr>
+        <w:spacing w:after="0"/>
         <w:jc w:val="both"/>
       </w:pPr>
       <w:r>

--- a/src/assets/PlantillaUnoColumnas.docx
+++ b/src/assets/PlantillaUnoColumnas.docx
@@ -1221,7 +1221,6 @@
     </w:p>
     <w:p>
       <w:pPr>
-        <w:jc w:val="both"/>
         <w:rPr>
           <w:lang w:val="es-ES"/>
         </w:rPr>

--- a/src/assets/PlantillaUnoColumnas.docx
+++ b/src/assets/PlantillaUnoColumnas.docx
@@ -1221,6 +1221,7 @@
     </w:p>
     <w:p>
       <w:pPr>
+        <w:jc w:val="both"/>
         <w:rPr>
           <w:lang w:val="es-ES"/>
         </w:rPr>

--- a/src/assets/PlantillaUnoColumnas.docx
+++ b/src/assets/PlantillaUnoColumnas.docx
@@ -1174,7 +1174,7 @@
     </w:p>
     <w:p>
       <w:pPr>
-        <w:spacing w:after="0"/>
+        <w:spacing w:after="120"/>
         <w:jc w:val="both"/>
         <w:rPr>
           <w:b/>
@@ -1221,7 +1221,7 @@
     </w:p>
     <w:p>
       <w:pPr>
-        <w:jc w:val="both"/>
+        <w:ind w:left="708"/>
         <w:rPr>
           <w:lang w:val="es-ES"/>
         </w:rPr>

--- a/src/assets/PlantillaUnoColumnas.docx
+++ b/src/assets/PlantillaUnoColumnas.docx
@@ -208,6 +208,47 @@
           <w:lang w:val="es-ES"/>
         </w:rPr>
         <w:t>tNom</w:t>
+      </w:r>
+      <w:proofErr w:type="spellEnd"/>
+      <w:r>
+        <w:rPr>
+          <w:b/>
+          <w:bCs/>
+          <w:lang w:val="es-ES"/>
+        </w:rPr>
+        <w:t>}</w:t>
+      </w:r>
+    </w:p>
+    <w:p>
+      <w:pPr>
+        <w:spacing w:after="0"/>
+        <w:jc w:val="both"/>
+        <w:rPr>
+          <w:b/>
+          <w:bCs/>
+        </w:rPr>
+      </w:pPr>
+      <w:r>
+        <w:rPr>
+          <w:lang w:val="es-ES"/>
+        </w:rPr>
+        <w:t>Años de experiencia profesional:</w:t>
+      </w:r>
+      <w:r>
+        <w:rPr>
+          <w:b/>
+          <w:bCs/>
+          <w:lang w:val="es-ES"/>
+        </w:rPr>
+        <w:t xml:space="preserve"> {</w:t>
+      </w:r>
+      <w:proofErr w:type="spellStart"/>
+      <w:r>
+        <w:rPr>
+          <w:b/>
+          <w:bCs/>
+        </w:rPr>
+        <w:t>EtTiempoExp</w:t>
       </w:r>
       <w:proofErr w:type="spellEnd"/>
       <w:r>
@@ -1361,6 +1402,7 @@
           <w:b/>
           <w:bCs/>
         </w:rPr>
+        <w:lastRenderedPageBreak/>
         <w:t xml:space="preserve">Organización: </w:t>
       </w:r>
       <w:r>
@@ -1393,7 +1435,6 @@
         <w:jc w:val="both"/>
       </w:pPr>
       <w:r>
-        <w:lastRenderedPageBreak/>
         <w:t>{</w:t>
       </w:r>
       <w:r>

--- a/src/assets/PlantillaUnoColumnas.docx
+++ b/src/assets/PlantillaUnoColumnas.docx
@@ -1263,6 +1263,7 @@
     <w:p>
       <w:pPr>
         <w:ind w:left="708"/>
+        <w:jc w:val="both"/>
         <w:rPr>
           <w:lang w:val="es-ES"/>
         </w:rPr>
@@ -1569,9 +1570,6 @@
       </w:r>
     </w:p>
     <w:p>
-      <w:pPr>
-        <w:jc w:val="both"/>
-      </w:pPr>
       <w:r>
         <w:t>{comentarios}</w:t>
       </w:r>

--- a/src/assets/PlantillaUnoColumnas.docx
+++ b/src/assets/PlantillaUnoColumnas.docx
@@ -76,21 +76,12 @@
           </wp:anchor>
         </w:drawing>
       </w:r>
-      <w:proofErr w:type="spellStart"/>
       <w:r>
         <w:rPr>
           <w:color w:val="45B0E1" w:themeColor="accent1" w:themeTint="99"/>
           <w:lang w:val="es-ES"/>
         </w:rPr>
-        <w:t>Curriculum</w:t>
-      </w:r>
-      <w:proofErr w:type="spellEnd"/>
-      <w:r>
-        <w:rPr>
-          <w:color w:val="45B0E1" w:themeColor="accent1" w:themeTint="99"/>
-          <w:lang w:val="es-ES"/>
-        </w:rPr>
-        <w:t xml:space="preserve"> Vitae</w:t>
+        <w:t>Curriculum Vitae</w:t>
       </w:r>
     </w:p>
     <w:p>
@@ -107,19 +98,11 @@
           <w:lang w:val="es-ES"/>
         </w:rPr>
       </w:pPr>
-      <w:proofErr w:type="spellStart"/>
-      <w:r>
-        <w:rPr>
-          <w:lang w:val="es-ES"/>
-        </w:rPr>
-        <w:t>Curriculum</w:t>
-      </w:r>
-      <w:proofErr w:type="spellEnd"/>
-      <w:r>
-        <w:rPr>
-          <w:lang w:val="es-ES"/>
-        </w:rPr>
-        <w:t xml:space="preserve"> Vitae</w:t>
+      <w:r>
+        <w:rPr>
+          <w:lang w:val="es-ES"/>
+        </w:rPr>
+        <w:t>Curriculum Vitae</w:t>
       </w:r>
     </w:p>
     <w:p>
@@ -192,7 +175,6 @@
         </w:rPr>
         <w:t>{</w:t>
       </w:r>
-      <w:proofErr w:type="spellStart"/>
       <w:r>
         <w:rPr>
           <w:b/>
@@ -209,7 +191,6 @@
         </w:rPr>
         <w:t>tNom</w:t>
       </w:r>
-      <w:proofErr w:type="spellEnd"/>
       <w:r>
         <w:rPr>
           <w:b/>
@@ -242,7 +223,6 @@
         </w:rPr>
         <w:t xml:space="preserve"> {</w:t>
       </w:r>
-      <w:proofErr w:type="spellStart"/>
       <w:r>
         <w:rPr>
           <w:b/>
@@ -250,7 +230,6 @@
         </w:rPr>
         <w:t>EtTiempoExp</w:t>
       </w:r>
-      <w:proofErr w:type="spellEnd"/>
       <w:r>
         <w:rPr>
           <w:b/>
@@ -285,7 +264,6 @@
         </w:rPr>
         <w:t>{</w:t>
       </w:r>
-      <w:proofErr w:type="spellStart"/>
       <w:r>
         <w:rPr>
           <w:b/>
@@ -294,7 +272,6 @@
         </w:rPr>
         <w:t>EtNa</w:t>
       </w:r>
-      <w:proofErr w:type="spellEnd"/>
       <w:r>
         <w:rPr>
           <w:b/>
@@ -362,25 +339,7 @@
           <w:bCs/>
           <w:lang w:val="es-ES"/>
         </w:rPr>
-        <w:t>{/</w:t>
-      </w:r>
-      <w:proofErr w:type="spellStart"/>
-      <w:r>
-        <w:rPr>
-          <w:b/>
-          <w:bCs/>
-          <w:lang w:val="es-ES"/>
-        </w:rPr>
-        <w:t>EtId</w:t>
-      </w:r>
-      <w:proofErr w:type="spellEnd"/>
-      <w:r>
-        <w:rPr>
-          <w:b/>
-          <w:bCs/>
-          <w:lang w:val="es-ES"/>
-        </w:rPr>
-        <w:t>}</w:t>
+        <w:t>{/EtId}</w:t>
       </w:r>
     </w:p>
     <w:p>
@@ -405,7 +364,6 @@
         </w:rPr>
         <w:t>{</w:t>
       </w:r>
-      <w:proofErr w:type="spellStart"/>
       <w:r>
         <w:rPr>
           <w:b/>
@@ -414,7 +372,6 @@
         </w:rPr>
         <w:t>EtRe</w:t>
       </w:r>
-      <w:proofErr w:type="spellEnd"/>
       <w:r>
         <w:rPr>
           <w:b/>
@@ -445,7 +402,6 @@
         </w:rPr>
         <w:t>{</w:t>
       </w:r>
-      <w:proofErr w:type="spellStart"/>
       <w:r>
         <w:rPr>
           <w:b/>
@@ -455,7 +411,6 @@
         </w:rPr>
         <w:t>EtEd</w:t>
       </w:r>
-      <w:proofErr w:type="spellEnd"/>
       <w:r>
         <w:rPr>
           <w:b/>
@@ -592,54 +547,35 @@
           <w:bCs/>
           <w:lang w:val="es-ES"/>
         </w:rPr>
+        <w:t xml:space="preserve"> {fechaIni}</w:t>
+      </w:r>
+    </w:p>
+    <w:p>
+      <w:pPr>
+        <w:jc w:val="both"/>
+        <w:rPr>
+          <w:b/>
+          <w:bCs/>
+          <w:lang w:val="es-ES"/>
+        </w:rPr>
+      </w:pPr>
+      <w:r>
+        <w:t>Generación</w:t>
+      </w:r>
+      <w:r>
+        <w:rPr>
+          <w:lang w:val="es-ES"/>
+        </w:rPr>
+        <w:t>:</w:t>
+      </w:r>
+      <w:r>
+        <w:rPr>
+          <w:b/>
+          <w:bCs/>
+          <w:lang w:val="es-ES"/>
+        </w:rPr>
         <w:t xml:space="preserve"> {</w:t>
       </w:r>
-      <w:proofErr w:type="spellStart"/>
-      <w:r>
-        <w:rPr>
-          <w:b/>
-          <w:bCs/>
-          <w:lang w:val="es-ES"/>
-        </w:rPr>
-        <w:t>fechaIni</w:t>
-      </w:r>
-      <w:proofErr w:type="spellEnd"/>
-      <w:r>
-        <w:rPr>
-          <w:b/>
-          <w:bCs/>
-          <w:lang w:val="es-ES"/>
-        </w:rPr>
-        <w:t>}</w:t>
-      </w:r>
-    </w:p>
-    <w:p>
-      <w:pPr>
-        <w:jc w:val="both"/>
-        <w:rPr>
-          <w:b/>
-          <w:bCs/>
-          <w:lang w:val="es-ES"/>
-        </w:rPr>
-      </w:pPr>
-      <w:r>
-        <w:t>Generación</w:t>
-      </w:r>
-      <w:r>
-        <w:rPr>
-          <w:lang w:val="es-ES"/>
-        </w:rPr>
-        <w:t>:</w:t>
-      </w:r>
-      <w:r>
-        <w:rPr>
-          <w:b/>
-          <w:bCs/>
-          <w:lang w:val="es-ES"/>
-        </w:rPr>
-        <w:t xml:space="preserve"> {</w:t>
-      </w:r>
-      <w:proofErr w:type="spellStart"/>
       <w:r>
         <w:rPr>
           <w:b/>
@@ -649,7 +585,6 @@
         </w:rPr>
         <w:t>generacion</w:t>
       </w:r>
-      <w:proofErr w:type="spellEnd"/>
       <w:r>
         <w:rPr>
           <w:b/>
@@ -1025,21 +960,7 @@
               <w:rPr>
                 <w:lang w:val="es-ES"/>
               </w:rPr>
-              <w:t>{</w:t>
-            </w:r>
-            <w:proofErr w:type="spellStart"/>
-            <w:r>
-              <w:rPr>
-                <w:lang w:val="es-ES"/>
-              </w:rPr>
-              <w:t>skill</w:t>
-            </w:r>
-            <w:proofErr w:type="spellEnd"/>
-            <w:r>
-              <w:rPr>
-                <w:lang w:val="es-ES"/>
-              </w:rPr>
-              <w:t>}</w:t>
+              <w:t>{skill}</w:t>
             </w:r>
           </w:p>
           <w:p>
@@ -1060,7 +981,7 @@
     </w:tbl>
     <w:p>
       <w:pPr>
-        <w:spacing w:before="240" w:after="0"/>
+        <w:jc w:val="both"/>
         <w:rPr>
           <w:b/>
           <w:bCs/>
@@ -1068,14 +989,39 @@
           <w:lang w:val="es-ES"/>
         </w:rPr>
       </w:pPr>
-      <w:r>
+    </w:p>
+    <w:p>
+      <w:pPr>
+        <w:jc w:val="both"/>
+        <w:rPr>
+          <w:lang w:val="es-ES"/>
+        </w:rPr>
+      </w:pPr>
+      <w:r>
+        <w:rPr>
+          <w:lang w:val="es-ES"/>
+        </w:rPr>
+        <w:t>{#tieneCursos}</w:t>
+      </w:r>
+    </w:p>
+    <w:p>
+      <w:pPr>
+        <w:spacing w:after="0"/>
         <w:rPr>
           <w:b/>
           <w:bCs/>
           <w:color w:val="0070C0"/>
           <w:lang w:val="es-ES"/>
         </w:rPr>
-        <w:t>EXPERIENCIA LABORAL</w:t>
+      </w:pPr>
+      <w:r>
+        <w:rPr>
+          <w:b/>
+          <w:bCs/>
+          <w:color w:val="0070C0"/>
+          <w:lang w:val="es-ES"/>
+        </w:rPr>
+        <w:t>OTROS ESTUDIOS</w:t>
       </w:r>
     </w:p>
     <w:p>
@@ -1103,19 +1049,7 @@
         <w:jc w:val="both"/>
       </w:pPr>
       <w:r>
-        <w:rPr>
-          <w:lang w:val="es-ES"/>
-        </w:rPr>
-        <w:t>{#</w:t>
-      </w:r>
-      <w:r>
-        <w:t>experiencias</w:t>
-      </w:r>
-      <w:r>
-        <w:rPr>
-          <w:lang w:val="es-ES"/>
-        </w:rPr>
-        <w:t>}</w:t>
+        <w:t>{#cursos}</w:t>
       </w:r>
     </w:p>
     <w:p>
@@ -1125,44 +1059,14 @@
         <w:rPr>
           <w:b/>
           <w:bCs/>
-          <w:lang w:val="es-ES"/>
-        </w:rPr>
-      </w:pPr>
-      <w:r>
-        <w:rPr>
-          <w:lang w:val="es-ES"/>
-        </w:rPr>
-        <w:t>Puesto</w:t>
-      </w:r>
-      <w:r>
-        <w:rPr>
-          <w:lang w:val="es-ES"/>
-        </w:rPr>
-        <w:t>:</w:t>
-      </w:r>
-      <w:r>
-        <w:rPr>
-          <w:b/>
-          <w:bCs/>
-          <w:lang w:val="es-ES"/>
-        </w:rPr>
-        <w:t xml:space="preserve"> {</w:t>
-      </w:r>
-      <w:r>
-        <w:rPr>
-          <w:b/>
-          <w:bCs/>
-          <w:lang w:val="es-ES"/>
-        </w:rPr>
-        <w:t>puesto</w:t>
-      </w:r>
-      <w:r>
-        <w:rPr>
-          <w:b/>
-          <w:bCs/>
-          <w:lang w:val="es-ES"/>
-        </w:rPr>
-        <w:t>}</w:t>
+        </w:rPr>
+      </w:pPr>
+      <w:r>
+        <w:rPr>
+          <w:b/>
+          <w:bCs/>
+        </w:rPr>
+        <w:t>{nombre}</w:t>
       </w:r>
     </w:p>
     <w:p>
@@ -1172,195 +1076,36 @@
         <w:rPr>
           <w:b/>
           <w:bCs/>
-          <w:u w:val="single"/>
-          <w:lang w:val="es-ES"/>
-        </w:rPr>
-      </w:pPr>
-      <w:r>
-        <w:rPr>
-          <w:lang w:val="es-ES"/>
-        </w:rPr>
-        <w:t>Empresa</w:t>
-      </w:r>
-      <w:r>
-        <w:rPr>
-          <w:lang w:val="es-ES"/>
-        </w:rPr>
-        <w:t>:</w:t>
-      </w:r>
-      <w:r>
-        <w:rPr>
-          <w:b/>
-          <w:bCs/>
-          <w:lang w:val="es-ES"/>
-        </w:rPr>
-        <w:t xml:space="preserve"> {</w:t>
-      </w:r>
-      <w:r>
-        <w:rPr>
-          <w:b/>
-          <w:bCs/>
-          <w:lang w:val="es-ES"/>
-        </w:rPr>
-        <w:t>empresa</w:t>
-      </w:r>
-      <w:r>
-        <w:rPr>
-          <w:b/>
-          <w:bCs/>
-          <w:lang w:val="es-ES"/>
-        </w:rPr>
-        <w:t>}</w:t>
-      </w:r>
-    </w:p>
-    <w:p>
-      <w:pPr>
-        <w:spacing w:after="120"/>
-        <w:jc w:val="both"/>
-        <w:rPr>
-          <w:b/>
-          <w:bCs/>
-          <w:lang w:val="es-ES"/>
-        </w:rPr>
-      </w:pPr>
-      <w:r>
-        <w:rPr>
-          <w:lang w:val="es-ES"/>
-        </w:rPr>
-        <w:t>Fecha</w:t>
-      </w:r>
-      <w:r>
-        <w:rPr>
-          <w:lang w:val="es-ES"/>
-        </w:rPr>
-        <w:t>:</w:t>
-      </w:r>
-      <w:r>
-        <w:rPr>
-          <w:b/>
-          <w:bCs/>
-          <w:lang w:val="es-ES"/>
-        </w:rPr>
-        <w:t xml:space="preserve"> {</w:t>
-      </w:r>
-      <w:r>
-        <w:rPr>
-          <w:b/>
-          <w:bCs/>
-          <w:lang w:val="es-ES"/>
-        </w:rPr>
-        <w:t>periodo</w:t>
-      </w:r>
-      <w:r>
-        <w:rPr>
-          <w:b/>
-          <w:bCs/>
-          <w:lang w:val="es-ES"/>
-        </w:rPr>
-        <w:t>}</w:t>
-      </w:r>
-    </w:p>
-    <w:p>
-      <w:pPr>
-        <w:ind w:left="708"/>
-        <w:jc w:val="both"/>
-        <w:rPr>
-          <w:lang w:val="es-ES"/>
-        </w:rPr>
-      </w:pPr>
-      <w:r>
-        <w:rPr>
-          <w:lang w:val="es-ES"/>
-        </w:rPr>
-        <w:t>{</w:t>
-      </w:r>
-      <w:proofErr w:type="spellStart"/>
-      <w:r>
-        <w:t>descripcion</w:t>
-      </w:r>
-      <w:proofErr w:type="spellEnd"/>
-      <w:r>
-        <w:rPr>
-          <w:lang w:val="es-ES"/>
-        </w:rPr>
-        <w:t>}</w:t>
+        </w:rPr>
+      </w:pPr>
+      <w:r>
+        <w:rPr>
+          <w:b/>
+          <w:bCs/>
+        </w:rPr>
+        <w:t xml:space="preserve">Organización: </w:t>
+      </w:r>
+      <w:r>
+        <w:rPr>
+          <w:b/>
+          <w:bCs/>
+        </w:rPr>
+        <w:t>{organizacion}</w:t>
       </w:r>
     </w:p>
     <w:p>
       <w:pPr>
         <w:spacing w:after="0"/>
         <w:jc w:val="both"/>
-        <w:rPr>
-          <w:lang w:val="es-ES"/>
-        </w:rPr>
-      </w:pPr>
-      <w:r>
-        <w:rPr>
-          <w:lang w:val="es-ES"/>
-        </w:rPr>
-        <w:t>{/</w:t>
-      </w:r>
-      <w:r>
-        <w:t>experiencias</w:t>
-      </w:r>
-      <w:r>
-        <w:rPr>
-          <w:lang w:val="es-ES"/>
-        </w:rPr>
+      </w:pPr>
+      <w:r>
+        <w:t>{</w:t>
+      </w:r>
+      <w:r>
+        <w:t>periodo</w:t>
+      </w:r>
+      <w:r>
         <w:t>}</w:t>
-      </w:r>
-    </w:p>
-    <w:p>
-      <w:pPr>
-        <w:jc w:val="both"/>
-        <w:rPr>
-          <w:lang w:val="es-ES"/>
-        </w:rPr>
-      </w:pPr>
-      <w:r>
-        <w:rPr>
-          <w:lang w:val="es-ES"/>
-        </w:rPr>
-        <w:t>{#tieneCursos}</w:t>
-      </w:r>
-    </w:p>
-    <w:p>
-      <w:pPr>
-        <w:spacing w:after="0"/>
-        <w:rPr>
-          <w:b/>
-          <w:bCs/>
-          <w:color w:val="0070C0"/>
-          <w:lang w:val="es-ES"/>
-        </w:rPr>
-      </w:pPr>
-      <w:r>
-        <w:rPr>
-          <w:b/>
-          <w:bCs/>
-          <w:color w:val="0070C0"/>
-          <w:lang w:val="es-ES"/>
-        </w:rPr>
-        <w:t>OTROS ESTUDIOS</w:t>
-      </w:r>
-    </w:p>
-    <w:p>
-      <w:pPr>
-        <w:spacing w:after="0"/>
-        <w:rPr>
-          <w:b/>
-          <w:bCs/>
-          <w:color w:val="000000" w:themeColor="text1"/>
-          <w:lang w:val="es-ES"/>
-        </w:rPr>
-      </w:pPr>
-      <w:r>
-        <w:rPr>
-          <w:b/>
-          <w:bCs/>
-          <w:color w:val="000000" w:themeColor="text1"/>
-        </w:rPr>
-        <w:t>‾‾‾‾‾‾‾‾‾‾‾‾‾‾‾‾‾‾‾‾‾‾‾‾‾‾‾‾‾‾‾‾‾‾‾‾‾‾‾‾‾‾‾‾‾‾‾‾‾‾‾‾‾‾‾‾‾‾‾‾‾‾‾‾‾‾‾‾‾‾‾‾‾‾‾‾‾‾‾‾‾‾‾‾‾‾‾‾‾‾‾‾‾‾‾‾‾</w:t>
       </w:r>
     </w:p>
     <w:p>
@@ -1369,65 +1114,42 @@
         <w:jc w:val="both"/>
       </w:pPr>
       <w:r>
-        <w:t>{#cursos}</w:t>
+        <w:t xml:space="preserve">Descripción: </w:t>
+      </w:r>
+      <w:r>
+        <w:t>{descripcion}</w:t>
       </w:r>
     </w:p>
     <w:p>
       <w:pPr>
         <w:spacing w:after="0"/>
         <w:jc w:val="both"/>
-        <w:rPr>
-          <w:b/>
-          <w:bCs/>
-        </w:rPr>
-      </w:pPr>
-      <w:r>
-        <w:rPr>
-          <w:b/>
-          <w:bCs/>
-        </w:rPr>
-        <w:t>{nombre}</w:t>
+      </w:pPr>
+      <w:r>
+        <w:t>Entidad: {entidad}</w:t>
+      </w:r>
+    </w:p>
+    <w:p>
+      <w:pPr>
+        <w:jc w:val="both"/>
+      </w:pPr>
+      <w:r>
+        <w:t>Tiempo de estudios: {</w:t>
+      </w:r>
+      <w:r>
+        <w:t>tiempoEstudio</w:t>
+      </w:r>
+      <w:r>
+        <w:t>}</w:t>
       </w:r>
     </w:p>
     <w:p>
       <w:pPr>
         <w:spacing w:after="0"/>
         <w:jc w:val="both"/>
-        <w:rPr>
-          <w:b/>
-          <w:bCs/>
-        </w:rPr>
-      </w:pPr>
-      <w:r>
-        <w:rPr>
-          <w:b/>
-          <w:bCs/>
-        </w:rPr>
-        <w:lastRenderedPageBreak/>
-        <w:t xml:space="preserve">Organización: </w:t>
-      </w:r>
-      <w:r>
-        <w:rPr>
-          <w:b/>
-          <w:bCs/>
-        </w:rPr>
-        <w:t>{</w:t>
-      </w:r>
-      <w:proofErr w:type="spellStart"/>
-      <w:r>
-        <w:rPr>
-          <w:b/>
-          <w:bCs/>
-        </w:rPr>
-        <w:t>organizacion</w:t>
-      </w:r>
-      <w:proofErr w:type="spellEnd"/>
-      <w:r>
-        <w:rPr>
-          <w:b/>
-          <w:bCs/>
-        </w:rPr>
-        <w:t>}</w:t>
+      </w:pPr>
+      <w:r>
+        <w:t>{/cursos}</w:t>
       </w:r>
     </w:p>
     <w:p>
@@ -1436,158 +1158,74 @@
         <w:jc w:val="both"/>
       </w:pPr>
       <w:r>
-        <w:t>{</w:t>
-      </w:r>
-      <w:r>
-        <w:t>periodo</w:t>
-      </w:r>
-      <w:r>
-        <w:t>}</w:t>
+        <w:t>{/tieneCursos}</w:t>
+      </w:r>
+    </w:p>
+    <w:p>
+      <w:pPr>
+        <w:jc w:val="both"/>
+        <w:rPr>
+          <w:lang w:val="es-ES"/>
+        </w:rPr>
+      </w:pPr>
+      <w:r>
+        <w:rPr>
+          <w:lang w:val="es-ES"/>
+        </w:rPr>
+        <w:t>{#tieneComentarios}</w:t>
       </w:r>
     </w:p>
     <w:p>
       <w:pPr>
         <w:spacing w:after="0"/>
+        <w:rPr>
+          <w:b/>
+          <w:bCs/>
+          <w:color w:val="0070C0"/>
+          <w:lang w:val="es-ES"/>
+        </w:rPr>
+      </w:pPr>
+      <w:r>
+        <w:rPr>
+          <w:b/>
+          <w:bCs/>
+          <w:color w:val="0070C0"/>
+          <w:lang w:val="es-ES"/>
+        </w:rPr>
+        <w:lastRenderedPageBreak/>
+        <w:t>NOTAS O COMENTARIOS</w:t>
+      </w:r>
+    </w:p>
+    <w:p>
+      <w:pPr>
+        <w:spacing w:after="0"/>
+        <w:rPr>
+          <w:b/>
+          <w:bCs/>
+          <w:color w:val="000000" w:themeColor="text1"/>
+          <w:lang w:val="es-ES"/>
+        </w:rPr>
+      </w:pPr>
+      <w:r>
+        <w:rPr>
+          <w:b/>
+          <w:bCs/>
+          <w:color w:val="000000" w:themeColor="text1"/>
+        </w:rPr>
+        <w:t>‾‾‾‾‾‾‾‾‾‾‾‾‾‾‾‾‾‾‾‾‾‾‾‾‾‾‾‾‾‾‾‾‾‾‾‾‾‾‾‾‾‾‾‾‾‾‾‾‾‾‾‾‾‾‾‾‾‾‾‾‾‾‾‾‾‾‾‾‾‾‾‾‾‾‾‾‾‾‾‾‾‾‾‾‾‾‾‾‾‾‾‾‾‾‾‾‾</w:t>
+      </w:r>
+    </w:p>
+    <w:p>
+      <w:r>
+        <w:t>{comentarios}</w:t>
+      </w:r>
+    </w:p>
+    <w:p>
+      <w:pPr>
         <w:jc w:val="both"/>
       </w:pPr>
       <w:r>
-        <w:t xml:space="preserve">Descripción: </w:t>
-      </w:r>
-      <w:r>
-        <w:t>{</w:t>
-      </w:r>
-      <w:proofErr w:type="spellStart"/>
-      <w:r>
-        <w:t>descripcion</w:t>
-      </w:r>
-      <w:proofErr w:type="spellEnd"/>
-      <w:r>
-        <w:t>}</w:t>
-      </w:r>
-    </w:p>
-    <w:p>
-      <w:pPr>
-        <w:spacing w:after="0"/>
-        <w:jc w:val="both"/>
-      </w:pPr>
-      <w:r>
-        <w:t>Entidad: {entidad}</w:t>
-      </w:r>
-    </w:p>
-    <w:p>
-      <w:pPr>
-        <w:jc w:val="both"/>
-      </w:pPr>
-      <w:r>
-        <w:t>Tiempo de estudios: {</w:t>
-      </w:r>
-      <w:proofErr w:type="spellStart"/>
-      <w:r>
-        <w:t>tiempoEstudio</w:t>
-      </w:r>
-      <w:proofErr w:type="spellEnd"/>
-      <w:r>
-        <w:t>}</w:t>
-      </w:r>
-    </w:p>
-    <w:p>
-      <w:pPr>
-        <w:spacing w:after="0"/>
-        <w:jc w:val="both"/>
-      </w:pPr>
-      <w:r>
-        <w:t>{/cursos}</w:t>
-      </w:r>
-    </w:p>
-    <w:p>
-      <w:pPr>
-        <w:spacing w:after="0"/>
-        <w:jc w:val="both"/>
-      </w:pPr>
-      <w:r>
-        <w:t>{/</w:t>
-      </w:r>
-      <w:proofErr w:type="spellStart"/>
-      <w:r>
-        <w:t>tieneCursos</w:t>
-      </w:r>
-      <w:proofErr w:type="spellEnd"/>
-      <w:r>
-        <w:t>}</w:t>
-      </w:r>
-    </w:p>
-    <w:p>
-      <w:pPr>
-        <w:jc w:val="both"/>
-        <w:rPr>
-          <w:lang w:val="es-ES"/>
-        </w:rPr>
-      </w:pPr>
-      <w:r>
-        <w:rPr>
-          <w:lang w:val="es-ES"/>
-        </w:rPr>
-        <w:t>{#tieneComentarios}</w:t>
-      </w:r>
-    </w:p>
-    <w:p>
-      <w:pPr>
-        <w:spacing w:after="0"/>
-        <w:rPr>
-          <w:b/>
-          <w:bCs/>
-          <w:color w:val="0070C0"/>
-          <w:lang w:val="es-ES"/>
-        </w:rPr>
-      </w:pPr>
-      <w:r>
-        <w:rPr>
-          <w:b/>
-          <w:bCs/>
-          <w:color w:val="0070C0"/>
-          <w:lang w:val="es-ES"/>
-        </w:rPr>
-        <w:t>NOTAS O COMENTARIOS</w:t>
-      </w:r>
-    </w:p>
-    <w:p>
-      <w:pPr>
-        <w:spacing w:after="0"/>
-        <w:rPr>
-          <w:b/>
-          <w:bCs/>
-          <w:color w:val="000000" w:themeColor="text1"/>
-          <w:lang w:val="es-ES"/>
-        </w:rPr>
-      </w:pPr>
-      <w:r>
-        <w:rPr>
-          <w:b/>
-          <w:bCs/>
-          <w:color w:val="000000" w:themeColor="text1"/>
-        </w:rPr>
-        <w:t>‾‾‾‾‾‾‾‾‾‾‾‾‾‾‾‾‾‾‾‾‾‾‾‾‾‾‾‾‾‾‾‾‾‾‾‾‾‾‾‾‾‾‾‾‾‾‾‾‾‾‾‾‾‾‾‾‾‾‾‾‾‾‾‾‾‾‾‾‾‾‾‾‾‾‾‾‾‾‾‾‾‾‾‾‾‾‾‾‾‾‾‾‾‾‾‾‾</w:t>
-      </w:r>
-    </w:p>
-    <w:p>
-      <w:r>
-        <w:t>{comentarios}</w:t>
-      </w:r>
-    </w:p>
-    <w:p>
-      <w:pPr>
-        <w:jc w:val="both"/>
-      </w:pPr>
-      <w:r>
-        <w:t>{/</w:t>
-      </w:r>
-      <w:proofErr w:type="spellStart"/>
-      <w:r>
-        <w:t>tieneComentarios</w:t>
-      </w:r>
-      <w:proofErr w:type="spellEnd"/>
-      <w:r>
-        <w:t>}</w:t>
+        <w:t>{/tieneComentarios}</w:t>
       </w:r>
     </w:p>
     <w:sectPr>

--- a/src/assets/PlantillaUnoColumnas.docx
+++ b/src/assets/PlantillaUnoColumnas.docx
@@ -323,7 +323,7 @@
           <w:bCs/>
           <w:lang w:val="es-ES"/>
         </w:rPr>
-        <w:t>{idioma} – {nivel}</w:t>
+        <w:t>{idioma}</w:t>
       </w:r>
       <w:r>
         <w:rPr>

--- a/src/assets/PlantillaUnoColumnas.docx
+++ b/src/assets/PlantillaUnoColumnas.docx
@@ -346,23 +346,7 @@
           <w:bCs/>
           <w:lang w:val="es-ES"/>
         </w:rPr>
-        <w:t>{idioma} – {nivel}</w:t>
-      </w:r>
-      <w:r>
-        <w:rPr>
-          <w:b/>
-          <w:bCs/>
-          <w:lang w:val="es-ES"/>
-        </w:rPr>
-        <w:t xml:space="preserve"> </w:t>
-      </w:r>
-      <w:r>
-        <w:rPr>
-          <w:b/>
-          <w:bCs/>
-          <w:lang w:val="es-ES"/>
-        </w:rPr>
-        <w:t>{/</w:t>
+        <w:t>{idioma} {/</w:t>
       </w:r>
       <w:proofErr w:type="spellStart"/>
       <w:r>

--- a/src/assets/PlantillaUnoColumnas.docx
+++ b/src/assets/PlantillaUnoColumnas.docx
@@ -1044,7 +1044,7 @@
     </w:tbl>
     <w:p>
       <w:pPr>
-        <w:spacing w:before="240" w:after="0"/>
+        <w:spacing w:after="0"/>
         <w:rPr>
           <w:b/>
           <w:bCs/>
@@ -1052,18 +1052,31 @@
           <w:lang w:val="es-ES"/>
         </w:rPr>
       </w:pPr>
-      <w:r>
+    </w:p>
+    <w:p>
+      <w:pPr>
+        <w:keepNext/>
+        <w:spacing w:after="0"/>
         <w:rPr>
           <w:b/>
           <w:bCs/>
           <w:color w:val="0070C0"/>
           <w:lang w:val="es-ES"/>
         </w:rPr>
+      </w:pPr>
+      <w:r>
+        <w:rPr>
+          <w:b/>
+          <w:bCs/>
+          <w:color w:val="0070C0"/>
+          <w:lang w:val="es-ES"/>
+        </w:rPr>
         <w:t>EXPERIENCIA LABORAL</w:t>
       </w:r>
     </w:p>
     <w:p>
       <w:pPr>
+        <w:keepNext/>
         <w:spacing w:after="0"/>
         <w:rPr>
           <w:b/>
@@ -1083,6 +1096,7 @@
     </w:p>
     <w:p>
       <w:pPr>
+        <w:keepNext/>
         <w:spacing w:after="0"/>
         <w:jc w:val="both"/>
       </w:pPr>
@@ -1104,6 +1118,7 @@
     </w:p>
     <w:p>
       <w:pPr>
+        <w:keepNext/>
         <w:spacing w:after="0"/>
         <w:jc w:val="both"/>
         <w:rPr>
@@ -1310,6 +1325,7 @@
     </w:p>
     <w:p>
       <w:pPr>
+        <w:keepNext/>
         <w:spacing w:after="0"/>
         <w:rPr>
           <w:b/>
@@ -1330,6 +1346,7 @@
     </w:p>
     <w:p>
       <w:pPr>
+        <w:keepNext/>
         <w:spacing w:after="0"/>
         <w:rPr>
           <w:b/>
@@ -1516,6 +1533,7 @@
     </w:p>
     <w:p>
       <w:pPr>
+        <w:keepNext/>
         <w:spacing w:after="0"/>
         <w:rPr>
           <w:b/>
@@ -1536,6 +1554,7 @@
     </w:p>
     <w:p>
       <w:pPr>
+        <w:keepNext/>
         <w:spacing w:after="0"/>
         <w:rPr>
           <w:b/>

--- a/src/assets/PlantillaUnoColumnas.docx
+++ b/src/assets/PlantillaUnoColumnas.docx
@@ -76,12 +76,21 @@
           </wp:anchor>
         </w:drawing>
       </w:r>
+      <w:proofErr w:type="spellStart"/>
       <w:r>
         <w:rPr>
           <w:color w:val="45B0E1" w:themeColor="accent1" w:themeTint="99"/>
           <w:lang w:val="es-ES"/>
         </w:rPr>
-        <w:t>Curriculum Vitae</w:t>
+        <w:t>Curriculum</w:t>
+      </w:r>
+      <w:proofErr w:type="spellEnd"/>
+      <w:r>
+        <w:rPr>
+          <w:color w:val="45B0E1" w:themeColor="accent1" w:themeTint="99"/>
+          <w:lang w:val="es-ES"/>
+        </w:rPr>
+        <w:t xml:space="preserve"> Vitae</w:t>
       </w:r>
     </w:p>
     <w:p>
@@ -98,11 +107,19 @@
           <w:lang w:val="es-ES"/>
         </w:rPr>
       </w:pPr>
-      <w:r>
-        <w:rPr>
-          <w:lang w:val="es-ES"/>
-        </w:rPr>
-        <w:t>Curriculum Vitae</w:t>
+      <w:proofErr w:type="spellStart"/>
+      <w:r>
+        <w:rPr>
+          <w:lang w:val="es-ES"/>
+        </w:rPr>
+        <w:t>Curriculum</w:t>
+      </w:r>
+      <w:proofErr w:type="spellEnd"/>
+      <w:r>
+        <w:rPr>
+          <w:lang w:val="es-ES"/>
+        </w:rPr>
+        <w:t xml:space="preserve"> Vitae</w:t>
       </w:r>
     </w:p>
     <w:p>
@@ -175,6 +192,7 @@
         </w:rPr>
         <w:t>{</w:t>
       </w:r>
+      <w:proofErr w:type="spellStart"/>
       <w:r>
         <w:rPr>
           <w:b/>
@@ -191,6 +209,7 @@
         </w:rPr>
         <w:t>tNom</w:t>
       </w:r>
+      <w:proofErr w:type="spellEnd"/>
       <w:r>
         <w:rPr>
           <w:b/>
@@ -223,6 +242,7 @@
         </w:rPr>
         <w:t xml:space="preserve"> {</w:t>
       </w:r>
+      <w:proofErr w:type="spellStart"/>
       <w:r>
         <w:rPr>
           <w:b/>
@@ -230,6 +250,7 @@
         </w:rPr>
         <w:t>EtTiempoExp</w:t>
       </w:r>
+      <w:proofErr w:type="spellEnd"/>
       <w:r>
         <w:rPr>
           <w:b/>
@@ -264,6 +285,7 @@
         </w:rPr>
         <w:t>{</w:t>
       </w:r>
+      <w:proofErr w:type="spellStart"/>
       <w:r>
         <w:rPr>
           <w:b/>
@@ -272,6 +294,7 @@
         </w:rPr>
         <w:t>EtNa</w:t>
       </w:r>
+      <w:proofErr w:type="spellEnd"/>
       <w:r>
         <w:rPr>
           <w:b/>
@@ -339,7 +362,25 @@
           <w:bCs/>
           <w:lang w:val="es-ES"/>
         </w:rPr>
-        <w:t>{/EtId}</w:t>
+        <w:t>{/</w:t>
+      </w:r>
+      <w:proofErr w:type="spellStart"/>
+      <w:r>
+        <w:rPr>
+          <w:b/>
+          <w:bCs/>
+          <w:lang w:val="es-ES"/>
+        </w:rPr>
+        <w:t>EtId</w:t>
+      </w:r>
+      <w:proofErr w:type="spellEnd"/>
+      <w:r>
+        <w:rPr>
+          <w:b/>
+          <w:bCs/>
+          <w:lang w:val="es-ES"/>
+        </w:rPr>
+        <w:t>}</w:t>
       </w:r>
     </w:p>
     <w:p>
@@ -364,6 +405,7 @@
         </w:rPr>
         <w:t>{</w:t>
       </w:r>
+      <w:proofErr w:type="spellStart"/>
       <w:r>
         <w:rPr>
           <w:b/>
@@ -372,6 +414,7 @@
         </w:rPr>
         <w:t>EtRe</w:t>
       </w:r>
+      <w:proofErr w:type="spellEnd"/>
       <w:r>
         <w:rPr>
           <w:b/>
@@ -402,6 +445,7 @@
         </w:rPr>
         <w:t>{</w:t>
       </w:r>
+      <w:proofErr w:type="spellStart"/>
       <w:r>
         <w:rPr>
           <w:b/>
@@ -411,6 +455,7 @@
         </w:rPr>
         <w:t>EtEd</w:t>
       </w:r>
+      <w:proofErr w:type="spellEnd"/>
       <w:r>
         <w:rPr>
           <w:b/>
@@ -547,7 +592,25 @@
           <w:bCs/>
           <w:lang w:val="es-ES"/>
         </w:rPr>
-        <w:t xml:space="preserve"> {fechaIni}</w:t>
+        <w:t xml:space="preserve"> {</w:t>
+      </w:r>
+      <w:proofErr w:type="spellStart"/>
+      <w:r>
+        <w:rPr>
+          <w:b/>
+          <w:bCs/>
+          <w:lang w:val="es-ES"/>
+        </w:rPr>
+        <w:t>fechaIni</w:t>
+      </w:r>
+      <w:proofErr w:type="spellEnd"/>
+      <w:r>
+        <w:rPr>
+          <w:b/>
+          <w:bCs/>
+          <w:lang w:val="es-ES"/>
+        </w:rPr>
+        <w:t>}</w:t>
       </w:r>
     </w:p>
     <w:p>
@@ -576,6 +639,7 @@
         </w:rPr>
         <w:t xml:space="preserve"> {</w:t>
       </w:r>
+      <w:proofErr w:type="spellStart"/>
       <w:r>
         <w:rPr>
           <w:b/>
@@ -585,6 +649,7 @@
         </w:rPr>
         <w:t>generacion</w:t>
       </w:r>
+      <w:proofErr w:type="spellEnd"/>
       <w:r>
         <w:rPr>
           <w:b/>
@@ -960,7 +1025,21 @@
               <w:rPr>
                 <w:lang w:val="es-ES"/>
               </w:rPr>
-              <w:t>{skill}</w:t>
+              <w:t>{</w:t>
+            </w:r>
+            <w:proofErr w:type="spellStart"/>
+            <w:r>
+              <w:rPr>
+                <w:lang w:val="es-ES"/>
+              </w:rPr>
+              <w:t>skill</w:t>
+            </w:r>
+            <w:proofErr w:type="spellEnd"/>
+            <w:r>
+              <w:rPr>
+                <w:lang w:val="es-ES"/>
+              </w:rPr>
+              <w:t>}</w:t>
             </w:r>
           </w:p>
           <w:p>
@@ -1006,6 +1085,7 @@
     </w:p>
     <w:p>
       <w:pPr>
+        <w:keepNext/>
         <w:spacing w:after="0"/>
         <w:rPr>
           <w:b/>
@@ -1026,6 +1106,7 @@
     </w:p>
     <w:p>
       <w:pPr>
+        <w:keepNext/>
         <w:spacing w:after="0"/>
         <w:rPr>
           <w:b/>
@@ -1045,6 +1126,7 @@
     </w:p>
     <w:p>
       <w:pPr>
+        <w:keepNext/>
         <w:spacing w:after="0"/>
         <w:jc w:val="both"/>
       </w:pPr>
@@ -1054,6 +1136,7 @@
     </w:p>
     <w:p>
       <w:pPr>
+        <w:keepNext/>
         <w:spacing w:after="0"/>
         <w:jc w:val="both"/>
         <w:rPr>
@@ -1090,7 +1173,23 @@
           <w:b/>
           <w:bCs/>
         </w:rPr>
-        <w:t>{organizacion}</w:t>
+        <w:t>{</w:t>
+      </w:r>
+      <w:proofErr w:type="spellStart"/>
+      <w:r>
+        <w:rPr>
+          <w:b/>
+          <w:bCs/>
+        </w:rPr>
+        <w:t>organizacion</w:t>
+      </w:r>
+      <w:proofErr w:type="spellEnd"/>
+      <w:r>
+        <w:rPr>
+          <w:b/>
+          <w:bCs/>
+        </w:rPr>
+        <w:t>}</w:t>
       </w:r>
     </w:p>
     <w:p>
@@ -1117,7 +1216,15 @@
         <w:t xml:space="preserve">Descripción: </w:t>
       </w:r>
       <w:r>
-        <w:t>{descripcion}</w:t>
+        <w:t>{</w:t>
+      </w:r>
+      <w:proofErr w:type="spellStart"/>
+      <w:r>
+        <w:t>descripcion</w:t>
+      </w:r>
+      <w:proofErr w:type="spellEnd"/>
+      <w:r>
+        <w:t>}</w:t>
       </w:r>
     </w:p>
     <w:p>
@@ -1136,9 +1243,11 @@
       <w:r>
         <w:t>Tiempo de estudios: {</w:t>
       </w:r>
+      <w:proofErr w:type="spellStart"/>
       <w:r>
         <w:t>tiempoEstudio</w:t>
       </w:r>
+      <w:proofErr w:type="spellEnd"/>
       <w:r>
         <w:t>}</w:t>
       </w:r>
@@ -1158,7 +1267,15 @@
         <w:jc w:val="both"/>
       </w:pPr>
       <w:r>
-        <w:t>{/tieneCursos}</w:t>
+        <w:t>{/</w:t>
+      </w:r>
+      <w:proofErr w:type="spellStart"/>
+      <w:r>
+        <w:t>tieneCursos</w:t>
+      </w:r>
+      <w:proofErr w:type="spellEnd"/>
+      <w:r>
+        <w:t>}</w:t>
       </w:r>
     </w:p>
     <w:p>
@@ -1177,6 +1294,7 @@
     </w:p>
     <w:p>
       <w:pPr>
+        <w:keepNext/>
         <w:spacing w:after="0"/>
         <w:rPr>
           <w:b/>
@@ -1198,6 +1316,7 @@
     </w:p>
     <w:p>
       <w:pPr>
+        <w:keepNext/>
         <w:spacing w:after="0"/>
         <w:rPr>
           <w:b/>
@@ -1216,6 +1335,9 @@
       </w:r>
     </w:p>
     <w:p>
+      <w:pPr>
+        <w:keepNext/>
+      </w:pPr>
       <w:r>
         <w:t>{comentarios}</w:t>
       </w:r>
@@ -1225,7 +1347,15 @@
         <w:jc w:val="both"/>
       </w:pPr>
       <w:r>
-        <w:t>{/tieneComentarios}</w:t>
+        <w:t>{/</w:t>
+      </w:r>
+      <w:proofErr w:type="spellStart"/>
+      <w:r>
+        <w:t>tieneComentarios</w:t>
+      </w:r>
+      <w:proofErr w:type="spellEnd"/>
+      <w:r>
+        <w:t>}</w:t>
       </w:r>
     </w:p>
     <w:sectPr>

--- a/src/assets/PlantillaUnoColumnas.docx
+++ b/src/assets/PlantillaUnoColumnas.docx
@@ -1085,7 +1085,6 @@
     </w:p>
     <w:p>
       <w:pPr>
-        <w:keepNext/>
         <w:spacing w:after="0"/>
         <w:rPr>
           <w:b/>
@@ -1106,7 +1105,6 @@
     </w:p>
     <w:p>
       <w:pPr>
-        <w:keepNext/>
         <w:spacing w:after="0"/>
         <w:rPr>
           <w:b/>
@@ -1126,7 +1124,6 @@
     </w:p>
     <w:p>
       <w:pPr>
-        <w:keepNext/>
         <w:spacing w:after="0"/>
         <w:jc w:val="both"/>
       </w:pPr>
@@ -1136,7 +1133,6 @@
     </w:p>
     <w:p>
       <w:pPr>
-        <w:keepNext/>
         <w:spacing w:after="0"/>
         <w:jc w:val="both"/>
         <w:rPr>
@@ -1294,7 +1290,6 @@
     </w:p>
     <w:p>
       <w:pPr>
-        <w:keepNext/>
         <w:spacing w:after="0"/>
         <w:rPr>
           <w:b/>
@@ -1316,7 +1311,6 @@
     </w:p>
     <w:p>
       <w:pPr>
-        <w:keepNext/>
         <w:spacing w:after="0"/>
         <w:rPr>
           <w:b/>
@@ -1335,9 +1329,6 @@
       </w:r>
     </w:p>
     <w:p>
-      <w:pPr>
-        <w:keepNext/>
-      </w:pPr>
       <w:r>
         <w:t>{comentarios}</w:t>
       </w:r>

--- a/src/assets/PlantillaUnoColumnas.docx
+++ b/src/assets/PlantillaUnoColumnas.docx
@@ -1325,7 +1325,6 @@
     </w:p>
     <w:p>
       <w:pPr>
-        <w:keepNext/>
         <w:spacing w:after="0"/>
         <w:rPr>
           <w:b/>
@@ -1346,7 +1345,6 @@
     </w:p>
     <w:p>
       <w:pPr>
-        <w:keepNext/>
         <w:spacing w:after="0"/>
         <w:rPr>
           <w:b/>
@@ -1533,7 +1531,6 @@
     </w:p>
     <w:p>
       <w:pPr>
-        <w:keepNext/>
         <w:spacing w:after="0"/>
         <w:rPr>
           <w:b/>
@@ -1554,7 +1551,6 @@
     </w:p>
     <w:p>
       <w:pPr>
-        <w:keepNext/>
         <w:spacing w:after="0"/>
         <w:rPr>
           <w:b/>

--- a/src/assets/PlantillaUnoColumnas.docx
+++ b/src/assets/PlantillaUnoColumnas.docx
@@ -346,7 +346,7 @@
           <w:bCs/>
           <w:lang w:val="es-ES"/>
         </w:rPr>
-        <w:t>{idioma} – {nivel}</w:t>
+        <w:t>{idioma}</w:t>
       </w:r>
       <w:r>
         <w:rPr>
@@ -1060,7 +1060,7 @@
     </w:tbl>
     <w:p>
       <w:pPr>
-        <w:spacing w:before="240" w:after="0"/>
+        <w:jc w:val="both"/>
         <w:rPr>
           <w:b/>
           <w:bCs/>
@@ -1068,14 +1068,39 @@
           <w:lang w:val="es-ES"/>
         </w:rPr>
       </w:pPr>
-      <w:r>
+    </w:p>
+    <w:p>
+      <w:pPr>
+        <w:jc w:val="both"/>
+        <w:rPr>
+          <w:lang w:val="es-ES"/>
+        </w:rPr>
+      </w:pPr>
+      <w:r>
+        <w:rPr>
+          <w:lang w:val="es-ES"/>
+        </w:rPr>
+        <w:t>{#tieneCursos}</w:t>
+      </w:r>
+    </w:p>
+    <w:p>
+      <w:pPr>
+        <w:spacing w:after="0"/>
         <w:rPr>
           <w:b/>
           <w:bCs/>
           <w:color w:val="0070C0"/>
           <w:lang w:val="es-ES"/>
         </w:rPr>
-        <w:t>EXPERIENCIA LABORAL</w:t>
+      </w:pPr>
+      <w:r>
+        <w:rPr>
+          <w:b/>
+          <w:bCs/>
+          <w:color w:val="0070C0"/>
+          <w:lang w:val="es-ES"/>
+        </w:rPr>
+        <w:t>OTROS ESTUDIOS</w:t>
       </w:r>
     </w:p>
     <w:p>
@@ -1103,19 +1128,7 @@
         <w:jc w:val="both"/>
       </w:pPr>
       <w:r>
-        <w:rPr>
-          <w:lang w:val="es-ES"/>
-        </w:rPr>
-        <w:t>{#</w:t>
-      </w:r>
-      <w:r>
-        <w:t>experiencias</w:t>
-      </w:r>
-      <w:r>
-        <w:rPr>
-          <w:lang w:val="es-ES"/>
-        </w:rPr>
-        <w:t>}</w:t>
+        <w:t>{#cursos}</w:t>
       </w:r>
     </w:p>
     <w:p>
@@ -1125,44 +1138,14 @@
         <w:rPr>
           <w:b/>
           <w:bCs/>
-          <w:lang w:val="es-ES"/>
-        </w:rPr>
-      </w:pPr>
-      <w:r>
-        <w:rPr>
-          <w:lang w:val="es-ES"/>
-        </w:rPr>
-        <w:t>Puesto</w:t>
-      </w:r>
-      <w:r>
-        <w:rPr>
-          <w:lang w:val="es-ES"/>
-        </w:rPr>
-        <w:t>:</w:t>
-      </w:r>
-      <w:r>
-        <w:rPr>
-          <w:b/>
-          <w:bCs/>
-          <w:lang w:val="es-ES"/>
-        </w:rPr>
-        <w:t xml:space="preserve"> {</w:t>
-      </w:r>
-      <w:r>
-        <w:rPr>
-          <w:b/>
-          <w:bCs/>
-          <w:lang w:val="es-ES"/>
-        </w:rPr>
-        <w:t>puesto</w:t>
-      </w:r>
-      <w:r>
-        <w:rPr>
-          <w:b/>
-          <w:bCs/>
-          <w:lang w:val="es-ES"/>
-        </w:rPr>
-        <w:t>}</w:t>
+        </w:rPr>
+      </w:pPr>
+      <w:r>
+        <w:rPr>
+          <w:b/>
+          <w:bCs/>
+        </w:rPr>
+        <w:t>{nombre}</w:t>
       </w:r>
     </w:p>
     <w:p>
@@ -1172,116 +1155,35 @@
         <w:rPr>
           <w:b/>
           <w:bCs/>
-          <w:u w:val="single"/>
-          <w:lang w:val="es-ES"/>
-        </w:rPr>
-      </w:pPr>
-      <w:r>
-        <w:rPr>
-          <w:lang w:val="es-ES"/>
-        </w:rPr>
-        <w:t>Empresa</w:t>
-      </w:r>
-      <w:r>
-        <w:rPr>
-          <w:lang w:val="es-ES"/>
-        </w:rPr>
-        <w:t>:</w:t>
-      </w:r>
-      <w:r>
-        <w:rPr>
-          <w:b/>
-          <w:bCs/>
-          <w:lang w:val="es-ES"/>
-        </w:rPr>
-        <w:t xml:space="preserve"> {</w:t>
-      </w:r>
-      <w:r>
-        <w:rPr>
-          <w:b/>
-          <w:bCs/>
-          <w:lang w:val="es-ES"/>
-        </w:rPr>
-        <w:t>empresa</w:t>
-      </w:r>
-      <w:r>
-        <w:rPr>
-          <w:b/>
-          <w:bCs/>
-          <w:lang w:val="es-ES"/>
-        </w:rPr>
-        <w:t>}</w:t>
-      </w:r>
-    </w:p>
-    <w:p>
-      <w:pPr>
-        <w:spacing w:after="120"/>
-        <w:jc w:val="both"/>
-        <w:rPr>
-          <w:b/>
-          <w:bCs/>
-          <w:lang w:val="es-ES"/>
-        </w:rPr>
-      </w:pPr>
-      <w:r>
-        <w:rPr>
-          <w:lang w:val="es-ES"/>
-        </w:rPr>
-        <w:t>Fecha</w:t>
-      </w:r>
-      <w:r>
-        <w:rPr>
-          <w:lang w:val="es-ES"/>
-        </w:rPr>
-        <w:t>:</w:t>
-      </w:r>
-      <w:r>
-        <w:rPr>
-          <w:b/>
-          <w:bCs/>
-          <w:lang w:val="es-ES"/>
-        </w:rPr>
-        <w:t xml:space="preserve"> {</w:t>
-      </w:r>
-      <w:r>
-        <w:rPr>
-          <w:b/>
-          <w:bCs/>
-          <w:lang w:val="es-ES"/>
-        </w:rPr>
-        <w:t>periodo</w:t>
-      </w:r>
-      <w:r>
-        <w:rPr>
-          <w:b/>
-          <w:bCs/>
-          <w:lang w:val="es-ES"/>
-        </w:rPr>
-        <w:t>}</w:t>
-      </w:r>
-    </w:p>
-    <w:p>
-      <w:pPr>
-        <w:ind w:left="708"/>
-        <w:jc w:val="both"/>
-        <w:rPr>
-          <w:lang w:val="es-ES"/>
-        </w:rPr>
-      </w:pPr>
-      <w:r>
-        <w:rPr>
-          <w:lang w:val="es-ES"/>
+        </w:rPr>
+      </w:pPr>
+      <w:r>
+        <w:rPr>
+          <w:b/>
+          <w:bCs/>
+        </w:rPr>
+        <w:t xml:space="preserve">Organización: </w:t>
+      </w:r>
+      <w:r>
+        <w:rPr>
+          <w:b/>
+          <w:bCs/>
         </w:rPr>
         <w:t>{</w:t>
       </w:r>
       <w:proofErr w:type="spellStart"/>
       <w:r>
-        <w:t>descripcion</w:t>
+        <w:rPr>
+          <w:b/>
+          <w:bCs/>
+        </w:rPr>
+        <w:t>organizacion</w:t>
       </w:r>
       <w:proofErr w:type="spellEnd"/>
       <w:r>
         <w:rPr>
-          <w:lang w:val="es-ES"/>
+          <w:b/>
+          <w:bCs/>
         </w:rPr>
         <w:t>}</w:t>
       </w:r>
@@ -1290,77 +1192,15 @@
       <w:pPr>
         <w:spacing w:after="0"/>
         <w:jc w:val="both"/>
-        <w:rPr>
-          <w:lang w:val="es-ES"/>
-        </w:rPr>
-      </w:pPr>
-      <w:r>
-        <w:rPr>
-          <w:lang w:val="es-ES"/>
-        </w:rPr>
-        <w:t>{/</w:t>
-      </w:r>
-      <w:r>
-        <w:t>experiencias</w:t>
-      </w:r>
-      <w:r>
-        <w:rPr>
-          <w:lang w:val="es-ES"/>
-        </w:rPr>
+      </w:pPr>
+      <w:r>
+        <w:t>{</w:t>
+      </w:r>
+      <w:r>
+        <w:t>periodo</w:t>
+      </w:r>
+      <w:r>
         <w:t>}</w:t>
-      </w:r>
-    </w:p>
-    <w:p>
-      <w:pPr>
-        <w:jc w:val="both"/>
-        <w:rPr>
-          <w:lang w:val="es-ES"/>
-        </w:rPr>
-      </w:pPr>
-      <w:r>
-        <w:rPr>
-          <w:lang w:val="es-ES"/>
-        </w:rPr>
-        <w:t>{#tieneCursos}</w:t>
-      </w:r>
-    </w:p>
-    <w:p>
-      <w:pPr>
-        <w:spacing w:after="0"/>
-        <w:rPr>
-          <w:b/>
-          <w:bCs/>
-          <w:color w:val="0070C0"/>
-          <w:lang w:val="es-ES"/>
-        </w:rPr>
-      </w:pPr>
-      <w:r>
-        <w:rPr>
-          <w:b/>
-          <w:bCs/>
-          <w:color w:val="0070C0"/>
-          <w:lang w:val="es-ES"/>
-        </w:rPr>
-        <w:t>OTROS ESTUDIOS</w:t>
-      </w:r>
-    </w:p>
-    <w:p>
-      <w:pPr>
-        <w:spacing w:after="0"/>
-        <w:rPr>
-          <w:b/>
-          <w:bCs/>
-          <w:color w:val="000000" w:themeColor="text1"/>
-          <w:lang w:val="es-ES"/>
-        </w:rPr>
-      </w:pPr>
-      <w:r>
-        <w:rPr>
-          <w:b/>
-          <w:bCs/>
-          <w:color w:val="000000" w:themeColor="text1"/>
-        </w:rPr>
-        <w:t>‾‾‾‾‾‾‾‾‾‾‾‾‾‾‾‾‾‾‾‾‾‾‾‾‾‾‾‾‾‾‾‾‾‾‾‾‾‾‾‾‾‾‾‾‾‾‾‾‾‾‾‾‾‾‾‾‾‾‾‾‾‾‾‾‾‾‾‾‾‾‾‾‾‾‾‾‾‾‾‾‾‾‾‾‾‾‾‾‾‾‾‾‾‾‾‾‾</w:t>
       </w:r>
     </w:p>
     <w:p>
@@ -1369,65 +1209,52 @@
         <w:jc w:val="both"/>
       </w:pPr>
       <w:r>
-        <w:t>{#cursos}</w:t>
+        <w:t xml:space="preserve">Descripción: </w:t>
+      </w:r>
+      <w:r>
+        <w:t>{</w:t>
+      </w:r>
+      <w:proofErr w:type="spellStart"/>
+      <w:r>
+        <w:t>descripcion</w:t>
+      </w:r>
+      <w:proofErr w:type="spellEnd"/>
+      <w:r>
+        <w:t>}</w:t>
       </w:r>
     </w:p>
     <w:p>
       <w:pPr>
         <w:spacing w:after="0"/>
         <w:jc w:val="both"/>
-        <w:rPr>
-          <w:b/>
-          <w:bCs/>
-        </w:rPr>
-      </w:pPr>
-      <w:r>
-        <w:rPr>
-          <w:b/>
-          <w:bCs/>
-        </w:rPr>
-        <w:t>{nombre}</w:t>
+      </w:pPr>
+      <w:r>
+        <w:t>Entidad: {entidad}</w:t>
+      </w:r>
+    </w:p>
+    <w:p>
+      <w:pPr>
+        <w:jc w:val="both"/>
+      </w:pPr>
+      <w:r>
+        <w:t>Tiempo de estudios: {</w:t>
+      </w:r>
+      <w:proofErr w:type="spellStart"/>
+      <w:r>
+        <w:t>tiempoEstudio</w:t>
+      </w:r>
+      <w:proofErr w:type="spellEnd"/>
+      <w:r>
+        <w:t>}</w:t>
       </w:r>
     </w:p>
     <w:p>
       <w:pPr>
         <w:spacing w:after="0"/>
         <w:jc w:val="both"/>
-        <w:rPr>
-          <w:b/>
-          <w:bCs/>
-        </w:rPr>
-      </w:pPr>
-      <w:r>
-        <w:rPr>
-          <w:b/>
-          <w:bCs/>
-        </w:rPr>
-        <w:lastRenderedPageBreak/>
-        <w:t xml:space="preserve">Organización: </w:t>
-      </w:r>
-      <w:r>
-        <w:rPr>
-          <w:b/>
-          <w:bCs/>
-        </w:rPr>
-        <w:t>{</w:t>
-      </w:r>
-      <w:proofErr w:type="spellStart"/>
-      <w:r>
-        <w:rPr>
-          <w:b/>
-          <w:bCs/>
-        </w:rPr>
-        <w:t>organizacion</w:t>
-      </w:r>
-      <w:proofErr w:type="spellEnd"/>
-      <w:r>
-        <w:rPr>
-          <w:b/>
-          <w:bCs/>
-        </w:rPr>
-        <w:t>}</w:t>
+      </w:pPr>
+      <w:r>
+        <w:t>{/cursos}</w:t>
       </w:r>
     </w:p>
     <w:p>
@@ -1436,103 +1263,34 @@
         <w:jc w:val="both"/>
       </w:pPr>
       <w:r>
-        <w:t>{</w:t>
-      </w:r>
-      <w:r>
-        <w:t>periodo</w:t>
-      </w:r>
+        <w:t>{/</w:t>
+      </w:r>
+      <w:proofErr w:type="spellStart"/>
+      <w:r>
+        <w:t>tieneCursos</w:t>
+      </w:r>
+      <w:proofErr w:type="spellEnd"/>
       <w:r>
         <w:t>}</w:t>
       </w:r>
     </w:p>
     <w:p>
       <w:pPr>
+        <w:jc w:val="both"/>
+        <w:rPr>
+          <w:lang w:val="es-ES"/>
+        </w:rPr>
+      </w:pPr>
+      <w:r>
+        <w:rPr>
+          <w:lang w:val="es-ES"/>
+        </w:rPr>
+        <w:t>{#tieneComentarios}</w:t>
+      </w:r>
+    </w:p>
+    <w:p>
+      <w:pPr>
         <w:spacing w:after="0"/>
-        <w:jc w:val="both"/>
-      </w:pPr>
-      <w:r>
-        <w:t xml:space="preserve">Descripción: </w:t>
-      </w:r>
-      <w:r>
-        <w:t>{</w:t>
-      </w:r>
-      <w:proofErr w:type="spellStart"/>
-      <w:r>
-        <w:t>descripcion</w:t>
-      </w:r>
-      <w:proofErr w:type="spellEnd"/>
-      <w:r>
-        <w:t>}</w:t>
-      </w:r>
-    </w:p>
-    <w:p>
-      <w:pPr>
-        <w:spacing w:after="0"/>
-        <w:jc w:val="both"/>
-      </w:pPr>
-      <w:r>
-        <w:t>Entidad: {entidad}</w:t>
-      </w:r>
-    </w:p>
-    <w:p>
-      <w:pPr>
-        <w:jc w:val="both"/>
-      </w:pPr>
-      <w:r>
-        <w:t>Tiempo de estudios: {</w:t>
-      </w:r>
-      <w:proofErr w:type="spellStart"/>
-      <w:r>
-        <w:t>tiempoEstudio</w:t>
-      </w:r>
-      <w:proofErr w:type="spellEnd"/>
-      <w:r>
-        <w:t>}</w:t>
-      </w:r>
-    </w:p>
-    <w:p>
-      <w:pPr>
-        <w:spacing w:after="0"/>
-        <w:jc w:val="both"/>
-      </w:pPr>
-      <w:r>
-        <w:t>{/cursos}</w:t>
-      </w:r>
-    </w:p>
-    <w:p>
-      <w:pPr>
-        <w:spacing w:after="0"/>
-        <w:jc w:val="both"/>
-      </w:pPr>
-      <w:r>
-        <w:t>{/</w:t>
-      </w:r>
-      <w:proofErr w:type="spellStart"/>
-      <w:r>
-        <w:t>tieneCursos</w:t>
-      </w:r>
-      <w:proofErr w:type="spellEnd"/>
-      <w:r>
-        <w:t>}</w:t>
-      </w:r>
-    </w:p>
-    <w:p>
-      <w:pPr>
-        <w:jc w:val="both"/>
-        <w:rPr>
-          <w:lang w:val="es-ES"/>
-        </w:rPr>
-      </w:pPr>
-      <w:r>
-        <w:rPr>
-          <w:lang w:val="es-ES"/>
-        </w:rPr>
-        <w:t>{#tieneComentarios}</w:t>
-      </w:r>
-    </w:p>
-    <w:p>
-      <w:pPr>
-        <w:spacing w:after="0"/>
         <w:rPr>
           <w:b/>
           <w:bCs/>
@@ -1547,6 +1305,7 @@
           <w:color w:val="0070C0"/>
           <w:lang w:val="es-ES"/>
         </w:rPr>
+        <w:lastRenderedPageBreak/>
         <w:t>NOTAS O COMENTARIOS</w:t>
       </w:r>
     </w:p>
